--- a/assets/templates/Справка психиатра нарколога.docx
+++ b/assets/templates/Справка психиатра нарколога.docx
@@ -5,21 +5,21 @@
     <w:tbl>
       <w:tblPr>
         <w:tblW w:w="11274" w:type="dxa"/>
-        <w:jc w:val="start"/>
+        <w:jc w:val="left"/>
         <w:tblInd w:w="0" w:type="dxa"/>
         <w:tblLayout w:type="fixed"/>
         <w:tblCellMar>
           <w:top w:w="0" w:type="dxa"/>
-          <w:start w:w="30" w:type="dxa"/>
+          <w:left w:w="30" w:type="dxa"/>
           <w:bottom w:w="0" w:type="dxa"/>
-          <w:end w:w="30" w:type="dxa"/>
+          <w:right w:w="30" w:type="dxa"/>
         </w:tblCellMar>
       </w:tblPr>
       <w:tblGrid>
-        <w:gridCol w:w="3600"/>
+        <w:gridCol w:w="3599"/>
         <w:gridCol w:w="1541"/>
         <w:gridCol w:w="3024"/>
-        <w:gridCol w:w="3109"/>
+        <w:gridCol w:w="3110"/>
       </w:tblGrid>
       <w:tr>
         <w:trPr>
@@ -27,31 +27,31 @@
         </w:trPr>
         <w:tc>
           <w:tcPr>
-            <w:tcW w:w="3600" w:type="dxa"/>
-            <w:tcBorders/>
-          </w:tcPr>
-          <w:p>
-            <w:pPr>
-              <w:pStyle w:val="Normal"/>
-              <w:tabs>
-                <w:tab w:val="clear" w:pos="709"/>
-              </w:tabs>
-              <w:bidi w:val="0"/>
-              <w:jc w:val="start"/>
-              <w:rPr>
-                <w:rFonts w:ascii="Times New Roman" w:hAnsi="Times New Roman"/>
-              </w:rPr>
-            </w:pPr>
-            <w:r>
-              <w:rPr>
-                <w:rFonts w:ascii="Times New Roman" w:hAnsi="Times New Roman"/>
-              </w:rPr>
-            </w:r>
-          </w:p>
-        </w:tc>
-        <w:tc>
-          <w:tcPr>
-            <w:tcW w:w="7674" w:type="dxa"/>
+            <w:tcW w:w="3599" w:type="dxa"/>
+            <w:tcBorders/>
+          </w:tcPr>
+          <w:p>
+            <w:pPr>
+              <w:pStyle w:val="Normal"/>
+              <w:tabs>
+                <w:tab w:val="clear" w:pos="709"/>
+              </w:tabs>
+              <w:bidi w:val="0"/>
+              <w:jc w:val="left"/>
+              <w:rPr>
+                <w:rFonts w:ascii="Times New Roman" w:hAnsi="Times New Roman"/>
+              </w:rPr>
+            </w:pPr>
+            <w:r>
+              <w:rPr>
+                <w:rFonts w:ascii="Times New Roman" w:hAnsi="Times New Roman"/>
+              </w:rPr>
+            </w:r>
+          </w:p>
+        </w:tc>
+        <w:tc>
+          <w:tcPr>
+            <w:tcW w:w="7675" w:type="dxa"/>
             <w:gridSpan w:val="3"/>
             <w:vMerge w:val="restart"/>
             <w:tcBorders/>
@@ -63,7 +63,7 @@
                 <w:tab w:val="clear" w:pos="709"/>
               </w:tabs>
               <w:bidi w:val="0"/>
-              <w:jc w:val="end"/>
+              <w:jc w:val="right"/>
               <w:rPr/>
             </w:pPr>
             <w:r>
@@ -87,31 +87,31 @@
         </w:trPr>
         <w:tc>
           <w:tcPr>
-            <w:tcW w:w="3600" w:type="dxa"/>
-            <w:tcBorders/>
-          </w:tcPr>
-          <w:p>
-            <w:pPr>
-              <w:pStyle w:val="Normal"/>
-              <w:tabs>
-                <w:tab w:val="clear" w:pos="709"/>
-              </w:tabs>
-              <w:bidi w:val="0"/>
-              <w:jc w:val="start"/>
-              <w:rPr>
-                <w:rFonts w:ascii="Times New Roman" w:hAnsi="Times New Roman"/>
-              </w:rPr>
-            </w:pPr>
-            <w:r>
-              <w:rPr>
-                <w:rFonts w:ascii="Times New Roman" w:hAnsi="Times New Roman"/>
-              </w:rPr>
-            </w:r>
-          </w:p>
-        </w:tc>
-        <w:tc>
-          <w:tcPr>
-            <w:tcW w:w="7674" w:type="dxa"/>
+            <w:tcW w:w="3599" w:type="dxa"/>
+            <w:tcBorders/>
+          </w:tcPr>
+          <w:p>
+            <w:pPr>
+              <w:pStyle w:val="Normal"/>
+              <w:tabs>
+                <w:tab w:val="clear" w:pos="709"/>
+              </w:tabs>
+              <w:bidi w:val="0"/>
+              <w:jc w:val="left"/>
+              <w:rPr>
+                <w:rFonts w:ascii="Times New Roman" w:hAnsi="Times New Roman"/>
+              </w:rPr>
+            </w:pPr>
+            <w:r>
+              <w:rPr>
+                <w:rFonts w:ascii="Times New Roman" w:hAnsi="Times New Roman"/>
+              </w:rPr>
+            </w:r>
+          </w:p>
+        </w:tc>
+        <w:tc>
+          <w:tcPr>
+            <w:tcW w:w="7675" w:type="dxa"/>
             <w:gridSpan w:val="3"/>
             <w:vMerge w:val="continue"/>
             <w:tcBorders/>
@@ -123,7 +123,7 @@
                 <w:tab w:val="clear" w:pos="709"/>
               </w:tabs>
               <w:bidi w:val="0"/>
-              <w:jc w:val="end"/>
+              <w:jc w:val="right"/>
               <w:rPr>
                 <w:rFonts w:ascii="Times New Roman" w:hAnsi="Times New Roman"/>
               </w:rPr>
@@ -142,31 +142,31 @@
         </w:trPr>
         <w:tc>
           <w:tcPr>
-            <w:tcW w:w="3600" w:type="dxa"/>
-            <w:tcBorders/>
-          </w:tcPr>
-          <w:p>
-            <w:pPr>
-              <w:pStyle w:val="Normal"/>
-              <w:tabs>
-                <w:tab w:val="clear" w:pos="709"/>
-              </w:tabs>
-              <w:bidi w:val="0"/>
-              <w:jc w:val="start"/>
-              <w:rPr>
-                <w:rFonts w:ascii="Times New Roman" w:hAnsi="Times New Roman"/>
-              </w:rPr>
-            </w:pPr>
-            <w:r>
-              <w:rPr>
-                <w:rFonts w:ascii="Times New Roman" w:hAnsi="Times New Roman"/>
-              </w:rPr>
-            </w:r>
-          </w:p>
-        </w:tc>
-        <w:tc>
-          <w:tcPr>
-            <w:tcW w:w="7674" w:type="dxa"/>
+            <w:tcW w:w="3599" w:type="dxa"/>
+            <w:tcBorders/>
+          </w:tcPr>
+          <w:p>
+            <w:pPr>
+              <w:pStyle w:val="Normal"/>
+              <w:tabs>
+                <w:tab w:val="clear" w:pos="709"/>
+              </w:tabs>
+              <w:bidi w:val="0"/>
+              <w:jc w:val="left"/>
+              <w:rPr>
+                <w:rFonts w:ascii="Times New Roman" w:hAnsi="Times New Roman"/>
+              </w:rPr>
+            </w:pPr>
+            <w:r>
+              <w:rPr>
+                <w:rFonts w:ascii="Times New Roman" w:hAnsi="Times New Roman"/>
+              </w:rPr>
+            </w:r>
+          </w:p>
+        </w:tc>
+        <w:tc>
+          <w:tcPr>
+            <w:tcW w:w="7675" w:type="dxa"/>
             <w:gridSpan w:val="3"/>
             <w:vMerge w:val="continue"/>
             <w:tcBorders/>
@@ -178,7 +178,7 @@
                 <w:tab w:val="clear" w:pos="709"/>
               </w:tabs>
               <w:bidi w:val="0"/>
-              <w:jc w:val="end"/>
+              <w:jc w:val="right"/>
               <w:rPr>
                 <w:rFonts w:ascii="Times New Roman" w:hAnsi="Times New Roman"/>
               </w:rPr>
@@ -197,17 +197,17 @@
         </w:trPr>
         <w:tc>
           <w:tcPr>
-            <w:tcW w:w="3600" w:type="dxa"/>
-            <w:tcBorders/>
-          </w:tcPr>
-          <w:p>
-            <w:pPr>
-              <w:pStyle w:val="Normal"/>
-              <w:tabs>
-                <w:tab w:val="clear" w:pos="709"/>
-              </w:tabs>
-              <w:bidi w:val="0"/>
-              <w:jc w:val="end"/>
+            <w:tcW w:w="3599" w:type="dxa"/>
+            <w:tcBorders/>
+          </w:tcPr>
+          <w:p>
+            <w:pPr>
+              <w:pStyle w:val="Normal"/>
+              <w:tabs>
+                <w:tab w:val="clear" w:pos="709"/>
+              </w:tabs>
+              <w:bidi w:val="0"/>
+              <w:jc w:val="right"/>
               <w:rPr>
                 <w:rFonts w:ascii="Times New Roman" w:hAnsi="Times New Roman"/>
               </w:rPr>
@@ -231,7 +231,7 @@
                 <w:tab w:val="clear" w:pos="709"/>
               </w:tabs>
               <w:bidi w:val="0"/>
-              <w:jc w:val="end"/>
+              <w:jc w:val="right"/>
               <w:rPr>
                 <w:rFonts w:ascii="Times New Roman" w:hAnsi="Times New Roman"/>
               </w:rPr>
@@ -255,31 +255,31 @@
                 <w:tab w:val="clear" w:pos="709"/>
               </w:tabs>
               <w:bidi w:val="0"/>
-              <w:jc w:val="end"/>
-              <w:rPr>
-                <w:rFonts w:ascii="Times New Roman" w:hAnsi="Times New Roman"/>
-              </w:rPr>
-            </w:pPr>
-            <w:r>
-              <w:rPr>
-                <w:rFonts w:ascii="Times New Roman" w:hAnsi="Times New Roman"/>
-              </w:rPr>
-            </w:r>
-          </w:p>
-        </w:tc>
-        <w:tc>
-          <w:tcPr>
-            <w:tcW w:w="3109" w:type="dxa"/>
-            <w:tcBorders/>
-          </w:tcPr>
-          <w:p>
-            <w:pPr>
-              <w:pStyle w:val="Normal"/>
-              <w:tabs>
-                <w:tab w:val="clear" w:pos="709"/>
-              </w:tabs>
-              <w:bidi w:val="0"/>
-              <w:jc w:val="end"/>
+              <w:jc w:val="right"/>
+              <w:rPr>
+                <w:rFonts w:ascii="Times New Roman" w:hAnsi="Times New Roman"/>
+              </w:rPr>
+            </w:pPr>
+            <w:r>
+              <w:rPr>
+                <w:rFonts w:ascii="Times New Roman" w:hAnsi="Times New Roman"/>
+              </w:rPr>
+            </w:r>
+          </w:p>
+        </w:tc>
+        <w:tc>
+          <w:tcPr>
+            <w:tcW w:w="3110" w:type="dxa"/>
+            <w:tcBorders/>
+          </w:tcPr>
+          <w:p>
+            <w:pPr>
+              <w:pStyle w:val="Normal"/>
+              <w:tabs>
+                <w:tab w:val="clear" w:pos="709"/>
+              </w:tabs>
+              <w:bidi w:val="0"/>
+              <w:jc w:val="right"/>
               <w:rPr>
                 <w:rFonts w:ascii="Times New Roman" w:hAnsi="Times New Roman"/>
               </w:rPr>
@@ -316,7 +316,7 @@
               <w:rPr>
                 <w:rFonts w:ascii="Times New Roman" w:hAnsi="Times New Roman"/>
               </w:rPr>
-              <w:t>Справка №        </w:t>
+              <w:t>Справка №</w:t>
             </w:r>
           </w:p>
         </w:tc>
@@ -356,7 +356,7 @@
         </w:trPr>
         <w:tc>
           <w:tcPr>
-            <w:tcW w:w="3600" w:type="dxa"/>
+            <w:tcW w:w="3599" w:type="dxa"/>
             <w:tcBorders/>
           </w:tcPr>
           <w:p>
@@ -390,7 +390,7 @@
                 <w:tab w:val="clear" w:pos="709"/>
               </w:tabs>
               <w:bidi w:val="0"/>
-              <w:jc w:val="start"/>
+              <w:jc w:val="left"/>
               <w:rPr>
                 <w:rFonts w:ascii="Times New Roman" w:hAnsi="Times New Roman"/>
               </w:rPr>
@@ -414,31 +414,31 @@
                 <w:tab w:val="clear" w:pos="709"/>
               </w:tabs>
               <w:bidi w:val="0"/>
-              <w:jc w:val="start"/>
-              <w:rPr>
-                <w:rFonts w:ascii="Times New Roman" w:hAnsi="Times New Roman"/>
-              </w:rPr>
-            </w:pPr>
-            <w:r>
-              <w:rPr>
-                <w:rFonts w:ascii="Times New Roman" w:hAnsi="Times New Roman"/>
-              </w:rPr>
-            </w:r>
-          </w:p>
-        </w:tc>
-        <w:tc>
-          <w:tcPr>
-            <w:tcW w:w="3109" w:type="dxa"/>
-            <w:tcBorders/>
-          </w:tcPr>
-          <w:p>
-            <w:pPr>
-              <w:pStyle w:val="Normal"/>
-              <w:tabs>
-                <w:tab w:val="clear" w:pos="709"/>
-              </w:tabs>
-              <w:bidi w:val="0"/>
-              <w:jc w:val="start"/>
+              <w:jc w:val="left"/>
+              <w:rPr>
+                <w:rFonts w:ascii="Times New Roman" w:hAnsi="Times New Roman"/>
+              </w:rPr>
+            </w:pPr>
+            <w:r>
+              <w:rPr>
+                <w:rFonts w:ascii="Times New Roman" w:hAnsi="Times New Roman"/>
+              </w:rPr>
+            </w:r>
+          </w:p>
+        </w:tc>
+        <w:tc>
+          <w:tcPr>
+            <w:tcW w:w="3110" w:type="dxa"/>
+            <w:tcBorders/>
+          </w:tcPr>
+          <w:p>
+            <w:pPr>
+              <w:pStyle w:val="Normal"/>
+              <w:tabs>
+                <w:tab w:val="clear" w:pos="709"/>
+              </w:tabs>
+              <w:bidi w:val="0"/>
+              <w:jc w:val="left"/>
               <w:rPr>
                 <w:rFonts w:ascii="Times New Roman" w:hAnsi="Times New Roman"/>
               </w:rPr>
@@ -486,7 +486,7 @@
         </w:trPr>
         <w:tc>
           <w:tcPr>
-            <w:tcW w:w="3600" w:type="dxa"/>
+            <w:tcW w:w="3599" w:type="dxa"/>
             <w:tcBorders/>
           </w:tcPr>
           <w:p>
@@ -520,7 +520,7 @@
                 <w:tab w:val="clear" w:pos="709"/>
               </w:tabs>
               <w:bidi w:val="0"/>
-              <w:jc w:val="start"/>
+              <w:jc w:val="left"/>
               <w:rPr>
                 <w:rFonts w:ascii="Times New Roman" w:hAnsi="Times New Roman"/>
               </w:rPr>
@@ -544,31 +544,31 @@
                 <w:tab w:val="clear" w:pos="709"/>
               </w:tabs>
               <w:bidi w:val="0"/>
-              <w:jc w:val="start"/>
-              <w:rPr>
-                <w:rFonts w:ascii="Times New Roman" w:hAnsi="Times New Roman"/>
-              </w:rPr>
-            </w:pPr>
-            <w:r>
-              <w:rPr>
-                <w:rFonts w:ascii="Times New Roman" w:hAnsi="Times New Roman"/>
-              </w:rPr>
-            </w:r>
-          </w:p>
-        </w:tc>
-        <w:tc>
-          <w:tcPr>
-            <w:tcW w:w="3109" w:type="dxa"/>
-            <w:tcBorders/>
-          </w:tcPr>
-          <w:p>
-            <w:pPr>
-              <w:pStyle w:val="Normal"/>
-              <w:tabs>
-                <w:tab w:val="clear" w:pos="709"/>
-              </w:tabs>
-              <w:bidi w:val="0"/>
-              <w:jc w:val="start"/>
+              <w:jc w:val="left"/>
+              <w:rPr>
+                <w:rFonts w:ascii="Times New Roman" w:hAnsi="Times New Roman"/>
+              </w:rPr>
+            </w:pPr>
+            <w:r>
+              <w:rPr>
+                <w:rFonts w:ascii="Times New Roman" w:hAnsi="Times New Roman"/>
+              </w:rPr>
+            </w:r>
+          </w:p>
+        </w:tc>
+        <w:tc>
+          <w:tcPr>
+            <w:tcW w:w="3110" w:type="dxa"/>
+            <w:tcBorders/>
+          </w:tcPr>
+          <w:p>
+            <w:pPr>
+              <w:pStyle w:val="Normal"/>
+              <w:tabs>
+                <w:tab w:val="clear" w:pos="709"/>
+              </w:tabs>
+              <w:bidi w:val="0"/>
+              <w:jc w:val="left"/>
               <w:rPr>
                 <w:rFonts w:ascii="Times New Roman" w:hAnsi="Times New Roman"/>
               </w:rPr>
@@ -587,17 +587,17 @@
         </w:trPr>
         <w:tc>
           <w:tcPr>
-            <w:tcW w:w="3600" w:type="dxa"/>
-            <w:tcBorders/>
-          </w:tcPr>
-          <w:p>
-            <w:pPr>
-              <w:pStyle w:val="Normal"/>
-              <w:tabs>
-                <w:tab w:val="clear" w:pos="709"/>
-              </w:tabs>
-              <w:bidi w:val="0"/>
-              <w:jc w:val="start"/>
+            <w:tcW w:w="3599" w:type="dxa"/>
+            <w:tcBorders/>
+          </w:tcPr>
+          <w:p>
+            <w:pPr>
+              <w:pStyle w:val="Normal"/>
+              <w:tabs>
+                <w:tab w:val="clear" w:pos="709"/>
+              </w:tabs>
+              <w:bidi w:val="0"/>
+              <w:jc w:val="left"/>
               <w:rPr/>
             </w:pPr>
             <w:r>
@@ -610,7 +610,7 @@
         </w:tc>
         <w:tc>
           <w:tcPr>
-            <w:tcW w:w="7674" w:type="dxa"/>
+            <w:tcW w:w="7675" w:type="dxa"/>
             <w:gridSpan w:val="3"/>
             <w:tcBorders/>
           </w:tcPr>
@@ -621,7 +621,7 @@
                 <w:tab w:val="clear" w:pos="709"/>
               </w:tabs>
               <w:bidi w:val="0"/>
-              <w:jc w:val="start"/>
+              <w:jc w:val="left"/>
               <w:rPr/>
             </w:pPr>
             <w:r>
@@ -640,17 +640,17 @@
         </w:trPr>
         <w:tc>
           <w:tcPr>
-            <w:tcW w:w="3600" w:type="dxa"/>
-            <w:tcBorders/>
-          </w:tcPr>
-          <w:p>
-            <w:pPr>
-              <w:pStyle w:val="Normal"/>
-              <w:tabs>
-                <w:tab w:val="clear" w:pos="709"/>
-              </w:tabs>
-              <w:bidi w:val="0"/>
-              <w:jc w:val="start"/>
+            <w:tcW w:w="3599" w:type="dxa"/>
+            <w:tcBorders/>
+          </w:tcPr>
+          <w:p>
+            <w:pPr>
+              <w:pStyle w:val="Normal"/>
+              <w:tabs>
+                <w:tab w:val="clear" w:pos="709"/>
+              </w:tabs>
+              <w:bidi w:val="0"/>
+              <w:jc w:val="left"/>
               <w:rPr/>
             </w:pPr>
             <w:r>
@@ -663,7 +663,7 @@
         </w:tc>
         <w:tc>
           <w:tcPr>
-            <w:tcW w:w="7674" w:type="dxa"/>
+            <w:tcW w:w="7675" w:type="dxa"/>
             <w:gridSpan w:val="3"/>
             <w:tcBorders/>
           </w:tcPr>
@@ -674,7 +674,7 @@
                 <w:tab w:val="clear" w:pos="709"/>
               </w:tabs>
               <w:bidi w:val="0"/>
-              <w:jc w:val="start"/>
+              <w:jc w:val="left"/>
               <w:rPr/>
             </w:pPr>
             <w:r>
@@ -693,17 +693,17 @@
         </w:trPr>
         <w:tc>
           <w:tcPr>
-            <w:tcW w:w="3600" w:type="dxa"/>
-            <w:tcBorders/>
-          </w:tcPr>
-          <w:p>
-            <w:pPr>
-              <w:pStyle w:val="Normal"/>
-              <w:tabs>
-                <w:tab w:val="clear" w:pos="709"/>
-              </w:tabs>
-              <w:bidi w:val="0"/>
-              <w:jc w:val="start"/>
+            <w:tcW w:w="3599" w:type="dxa"/>
+            <w:tcBorders/>
+          </w:tcPr>
+          <w:p>
+            <w:pPr>
+              <w:pStyle w:val="Normal"/>
+              <w:tabs>
+                <w:tab w:val="clear" w:pos="709"/>
+              </w:tabs>
+              <w:bidi w:val="0"/>
+              <w:jc w:val="left"/>
               <w:rPr/>
             </w:pPr>
             <w:r>
@@ -716,7 +716,7 @@
         </w:tc>
         <w:tc>
           <w:tcPr>
-            <w:tcW w:w="7674" w:type="dxa"/>
+            <w:tcW w:w="7675" w:type="dxa"/>
             <w:gridSpan w:val="3"/>
             <w:tcBorders/>
           </w:tcPr>
@@ -727,7 +727,7 @@
                 <w:tab w:val="clear" w:pos="709"/>
               </w:tabs>
               <w:bidi w:val="0"/>
-              <w:jc w:val="start"/>
+              <w:jc w:val="left"/>
               <w:rPr>
                 <w:rFonts w:ascii="Times New Roman" w:hAnsi="Times New Roman"/>
                 <w:b/>
@@ -749,17 +749,17 @@
         </w:trPr>
         <w:tc>
           <w:tcPr>
-            <w:tcW w:w="3600" w:type="dxa"/>
-            <w:tcBorders/>
-          </w:tcPr>
-          <w:p>
-            <w:pPr>
-              <w:pStyle w:val="Normal"/>
-              <w:tabs>
-                <w:tab w:val="clear" w:pos="709"/>
-              </w:tabs>
-              <w:bidi w:val="0"/>
-              <w:jc w:val="start"/>
+            <w:tcW w:w="3599" w:type="dxa"/>
+            <w:tcBorders/>
+          </w:tcPr>
+          <w:p>
+            <w:pPr>
+              <w:pStyle w:val="Normal"/>
+              <w:tabs>
+                <w:tab w:val="clear" w:pos="709"/>
+              </w:tabs>
+              <w:bidi w:val="0"/>
+              <w:jc w:val="left"/>
               <w:rPr/>
             </w:pPr>
             <w:r>
@@ -772,7 +772,7 @@
         </w:tc>
         <w:tc>
           <w:tcPr>
-            <w:tcW w:w="7674" w:type="dxa"/>
+            <w:tcW w:w="7675" w:type="dxa"/>
             <w:gridSpan w:val="3"/>
             <w:tcBorders/>
           </w:tcPr>
@@ -783,7 +783,7 @@
                 <w:tab w:val="clear" w:pos="709"/>
               </w:tabs>
               <w:bidi w:val="0"/>
-              <w:jc w:val="start"/>
+              <w:jc w:val="left"/>
               <w:rPr/>
             </w:pPr>
             <w:r>
@@ -802,7 +802,7 @@
         </w:trPr>
         <w:tc>
           <w:tcPr>
-            <w:tcW w:w="3600" w:type="dxa"/>
+            <w:tcW w:w="3599" w:type="dxa"/>
             <w:tcBorders/>
             <w:vAlign w:val="bottom"/>
           </w:tcPr>
@@ -813,7 +813,7 @@
                 <w:tab w:val="clear" w:pos="709"/>
               </w:tabs>
               <w:bidi w:val="0"/>
-              <w:jc w:val="start"/>
+              <w:jc w:val="left"/>
               <w:rPr/>
             </w:pPr>
             <w:r>
@@ -826,7 +826,7 @@
         </w:tc>
         <w:tc>
           <w:tcPr>
-            <w:tcW w:w="7674" w:type="dxa"/>
+            <w:tcW w:w="7675" w:type="dxa"/>
             <w:gridSpan w:val="3"/>
             <w:tcBorders/>
             <w:vAlign w:val="center"/>
@@ -838,7 +838,7 @@
                 <w:tab w:val="clear" w:pos="709"/>
               </w:tabs>
               <w:bidi w:val="0"/>
-              <w:jc w:val="start"/>
+              <w:jc w:val="left"/>
               <w:rPr/>
             </w:pPr>
             <w:r>
@@ -857,7 +857,7 @@
         </w:trPr>
         <w:tc>
           <w:tcPr>
-            <w:tcW w:w="5141" w:type="dxa"/>
+            <w:tcW w:w="5140" w:type="dxa"/>
             <w:gridSpan w:val="2"/>
             <w:tcBorders/>
             <w:vAlign w:val="bottom"/>
@@ -869,7 +869,7 @@
                 <w:tab w:val="clear" w:pos="709"/>
               </w:tabs>
               <w:bidi w:val="0"/>
-              <w:jc w:val="start"/>
+              <w:jc w:val="left"/>
               <w:rPr/>
             </w:pPr>
             <w:r>
@@ -882,7 +882,7 @@
         </w:tc>
         <w:tc>
           <w:tcPr>
-            <w:tcW w:w="6133" w:type="dxa"/>
+            <w:tcW w:w="6134" w:type="dxa"/>
             <w:gridSpan w:val="2"/>
             <w:tcBorders/>
             <w:vAlign w:val="center"/>
@@ -894,7 +894,7 @@
                 <w:tab w:val="clear" w:pos="709"/>
               </w:tabs>
               <w:bidi w:val="0"/>
-              <w:jc w:val="start"/>
+              <w:jc w:val="left"/>
               <w:rPr/>
             </w:pPr>
             <w:r>
@@ -931,14 +931,14 @@
                 <w:tab w:val="clear" w:pos="709"/>
               </w:tabs>
               <w:bidi w:val="0"/>
-              <w:jc w:val="start"/>
-              <w:rPr/>
-            </w:pPr>
-            <w:r>
-              <w:rPr>
-                <w:rFonts w:ascii="Times New Roman" w:hAnsi="Times New Roman"/>
-              </w:rPr>
-              <w:t xml:space="preserve">7. На момент осмотра по профилю наркология медицинские противопоказания к выполнению работ с вредными (или) опасными условиями труда, а так же работ, при выполнении которых обязательно проведение предварительных и периодических медицинских осмотров обследований) не выявлены    </w:t>
+              <w:jc w:val="left"/>
+              <w:rPr/>
+            </w:pPr>
+            <w:r>
+              <w:rPr>
+                <w:rFonts w:ascii="Times New Roman" w:hAnsi="Times New Roman"/>
+              </w:rPr>
+              <w:t>7. На момент осмотра по профилю наркология медицинские противопоказания к выполнению работ с вредными (или) опасными условиями труда, а так же работ, при выполнении которых обязательно проведение предварительных и периодических медицинских осмотров обследований) не выявлены</w:t>
             </w:r>
           </w:p>
         </w:tc>
@@ -949,17 +949,17 @@
         </w:trPr>
         <w:tc>
           <w:tcPr>
-            <w:tcW w:w="3600" w:type="dxa"/>
-            <w:tcBorders/>
-          </w:tcPr>
-          <w:p>
-            <w:pPr>
-              <w:pStyle w:val="Normal"/>
-              <w:tabs>
-                <w:tab w:val="clear" w:pos="709"/>
-              </w:tabs>
-              <w:bidi w:val="0"/>
-              <w:jc w:val="start"/>
+            <w:tcW w:w="3599" w:type="dxa"/>
+            <w:tcBorders/>
+          </w:tcPr>
+          <w:p>
+            <w:pPr>
+              <w:pStyle w:val="Normal"/>
+              <w:tabs>
+                <w:tab w:val="clear" w:pos="709"/>
+              </w:tabs>
+              <w:bidi w:val="0"/>
+              <w:jc w:val="left"/>
               <w:rPr/>
             </w:pPr>
             <w:r>
@@ -996,7 +996,7 @@
         </w:tc>
         <w:tc>
           <w:tcPr>
-            <w:tcW w:w="6133" w:type="dxa"/>
+            <w:tcW w:w="6134" w:type="dxa"/>
             <w:gridSpan w:val="2"/>
             <w:tcBorders/>
           </w:tcPr>
@@ -1026,17 +1026,17 @@
         </w:trPr>
         <w:tc>
           <w:tcPr>
-            <w:tcW w:w="3600" w:type="dxa"/>
-            <w:tcBorders/>
-          </w:tcPr>
-          <w:p>
-            <w:pPr>
-              <w:pStyle w:val="Normal"/>
-              <w:tabs>
-                <w:tab w:val="clear" w:pos="709"/>
-              </w:tabs>
-              <w:bidi w:val="0"/>
-              <w:jc w:val="start"/>
+            <w:tcW w:w="3599" w:type="dxa"/>
+            <w:tcBorders/>
+          </w:tcPr>
+          <w:p>
+            <w:pPr>
+              <w:pStyle w:val="Normal"/>
+              <w:tabs>
+                <w:tab w:val="clear" w:pos="709"/>
+              </w:tabs>
+              <w:bidi w:val="0"/>
+              <w:jc w:val="left"/>
               <w:rPr>
                 <w:rFonts w:ascii="Times New Roman" w:hAnsi="Times New Roman"/>
               </w:rPr>
@@ -1073,7 +1073,7 @@
         </w:tc>
         <w:tc>
           <w:tcPr>
-            <w:tcW w:w="6133" w:type="dxa"/>
+            <w:tcW w:w="6134" w:type="dxa"/>
             <w:gridSpan w:val="2"/>
             <w:tcBorders/>
           </w:tcPr>
@@ -1102,17 +1102,17 @@
         </w:trPr>
         <w:tc>
           <w:tcPr>
-            <w:tcW w:w="3600" w:type="dxa"/>
-            <w:tcBorders/>
-          </w:tcPr>
-          <w:p>
-            <w:pPr>
-              <w:pStyle w:val="Normal"/>
-              <w:tabs>
-                <w:tab w:val="clear" w:pos="709"/>
-              </w:tabs>
-              <w:bidi w:val="0"/>
-              <w:jc w:val="start"/>
+            <w:tcW w:w="3599" w:type="dxa"/>
+            <w:tcBorders/>
+          </w:tcPr>
+          <w:p>
+            <w:pPr>
+              <w:pStyle w:val="Normal"/>
+              <w:tabs>
+                <w:tab w:val="clear" w:pos="709"/>
+              </w:tabs>
+              <w:bidi w:val="0"/>
+              <w:jc w:val="left"/>
               <w:rPr>
                 <w:rFonts w:ascii="Times New Roman" w:hAnsi="Times New Roman"/>
               </w:rPr>
@@ -1174,7 +1174,7 @@
         </w:tc>
         <w:tc>
           <w:tcPr>
-            <w:tcW w:w="3109" w:type="dxa"/>
+            <w:tcW w:w="3110" w:type="dxa"/>
             <w:tcBorders/>
           </w:tcPr>
           <w:p>
@@ -1203,17 +1203,17 @@
         </w:trPr>
         <w:tc>
           <w:tcPr>
-            <w:tcW w:w="3600" w:type="dxa"/>
-            <w:tcBorders/>
-          </w:tcPr>
-          <w:p>
-            <w:pPr>
-              <w:pStyle w:val="Normal"/>
-              <w:tabs>
-                <w:tab w:val="clear" w:pos="709"/>
-              </w:tabs>
-              <w:bidi w:val="0"/>
-              <w:jc w:val="start"/>
+            <w:tcW w:w="3599" w:type="dxa"/>
+            <w:tcBorders/>
+          </w:tcPr>
+          <w:p>
+            <w:pPr>
+              <w:pStyle w:val="Normal"/>
+              <w:tabs>
+                <w:tab w:val="clear" w:pos="709"/>
+              </w:tabs>
+              <w:bidi w:val="0"/>
+              <w:jc w:val="left"/>
               <w:rPr>
                 <w:rFonts w:ascii="Times New Roman" w:hAnsi="Times New Roman"/>
               </w:rPr>
@@ -1237,7 +1237,7 @@
                 <w:tab w:val="clear" w:pos="709"/>
               </w:tabs>
               <w:bidi w:val="0"/>
-              <w:jc w:val="start"/>
+              <w:jc w:val="left"/>
               <w:rPr>
                 <w:rFonts w:ascii="Times New Roman" w:hAnsi="Times New Roman"/>
               </w:rPr>
@@ -1261,31 +1261,31 @@
                 <w:tab w:val="clear" w:pos="709"/>
               </w:tabs>
               <w:bidi w:val="0"/>
-              <w:jc w:val="start"/>
-              <w:rPr>
-                <w:rFonts w:ascii="Times New Roman" w:hAnsi="Times New Roman"/>
-              </w:rPr>
-            </w:pPr>
-            <w:r>
-              <w:rPr>
-                <w:rFonts w:ascii="Times New Roman" w:hAnsi="Times New Roman"/>
-              </w:rPr>
-            </w:r>
-          </w:p>
-        </w:tc>
-        <w:tc>
-          <w:tcPr>
-            <w:tcW w:w="3109" w:type="dxa"/>
-            <w:tcBorders/>
-          </w:tcPr>
-          <w:p>
-            <w:pPr>
-              <w:pStyle w:val="Normal"/>
-              <w:tabs>
-                <w:tab w:val="clear" w:pos="709"/>
-              </w:tabs>
-              <w:bidi w:val="0"/>
-              <w:jc w:val="start"/>
+              <w:jc w:val="left"/>
+              <w:rPr>
+                <w:rFonts w:ascii="Times New Roman" w:hAnsi="Times New Roman"/>
+              </w:rPr>
+            </w:pPr>
+            <w:r>
+              <w:rPr>
+                <w:rFonts w:ascii="Times New Roman" w:hAnsi="Times New Roman"/>
+              </w:rPr>
+            </w:r>
+          </w:p>
+        </w:tc>
+        <w:tc>
+          <w:tcPr>
+            <w:tcW w:w="3110" w:type="dxa"/>
+            <w:tcBorders/>
+          </w:tcPr>
+          <w:p>
+            <w:pPr>
+              <w:pStyle w:val="Normal"/>
+              <w:tabs>
+                <w:tab w:val="clear" w:pos="709"/>
+              </w:tabs>
+              <w:bidi w:val="0"/>
+              <w:jc w:val="left"/>
               <w:rPr>
                 <w:rFonts w:ascii="Times New Roman" w:hAnsi="Times New Roman"/>
               </w:rPr>
@@ -1304,7 +1304,7 @@
         </w:trPr>
         <w:tc>
           <w:tcPr>
-            <w:tcW w:w="3600" w:type="dxa"/>
+            <w:tcW w:w="3599" w:type="dxa"/>
             <w:tcBorders/>
           </w:tcPr>
           <w:p>
@@ -1338,7 +1338,7 @@
                 <w:tab w:val="clear" w:pos="709"/>
               </w:tabs>
               <w:bidi w:val="0"/>
-              <w:jc w:val="start"/>
+              <w:jc w:val="left"/>
               <w:rPr>
                 <w:rFonts w:ascii="Times New Roman" w:hAnsi="Times New Roman"/>
               </w:rPr>
@@ -1362,31 +1362,31 @@
                 <w:tab w:val="clear" w:pos="709"/>
               </w:tabs>
               <w:bidi w:val="0"/>
-              <w:jc w:val="start"/>
-              <w:rPr>
-                <w:rFonts w:ascii="Times New Roman" w:hAnsi="Times New Roman"/>
-              </w:rPr>
-            </w:pPr>
-            <w:r>
-              <w:rPr>
-                <w:rFonts w:ascii="Times New Roman" w:hAnsi="Times New Roman"/>
-              </w:rPr>
-            </w:r>
-          </w:p>
-        </w:tc>
-        <w:tc>
-          <w:tcPr>
-            <w:tcW w:w="3109" w:type="dxa"/>
-            <w:tcBorders/>
-          </w:tcPr>
-          <w:p>
-            <w:pPr>
-              <w:pStyle w:val="Normal"/>
-              <w:tabs>
-                <w:tab w:val="clear" w:pos="709"/>
-              </w:tabs>
-              <w:bidi w:val="0"/>
-              <w:jc w:val="start"/>
+              <w:jc w:val="left"/>
+              <w:rPr>
+                <w:rFonts w:ascii="Times New Roman" w:hAnsi="Times New Roman"/>
+              </w:rPr>
+            </w:pPr>
+            <w:r>
+              <w:rPr>
+                <w:rFonts w:ascii="Times New Roman" w:hAnsi="Times New Roman"/>
+              </w:rPr>
+            </w:r>
+          </w:p>
+        </w:tc>
+        <w:tc>
+          <w:tcPr>
+            <w:tcW w:w="3110" w:type="dxa"/>
+            <w:tcBorders/>
+          </w:tcPr>
+          <w:p>
+            <w:pPr>
+              <w:pStyle w:val="Normal"/>
+              <w:tabs>
+                <w:tab w:val="clear" w:pos="709"/>
+              </w:tabs>
+              <w:bidi w:val="0"/>
+              <w:jc w:val="left"/>
               <w:rPr>
                 <w:rFonts w:ascii="Times New Roman" w:hAnsi="Times New Roman"/>
               </w:rPr>
@@ -1405,7 +1405,7 @@
         </w:trPr>
         <w:tc>
           <w:tcPr>
-            <w:tcW w:w="3600" w:type="dxa"/>
+            <w:tcW w:w="3599" w:type="dxa"/>
             <w:tcBorders/>
           </w:tcPr>
           <w:p>
@@ -1429,7 +1429,7 @@
         </w:tc>
         <w:tc>
           <w:tcPr>
-            <w:tcW w:w="7674" w:type="dxa"/>
+            <w:tcW w:w="7675" w:type="dxa"/>
             <w:gridSpan w:val="3"/>
             <w:vMerge w:val="restart"/>
             <w:tcBorders/>
@@ -1441,7 +1441,7 @@
                 <w:tab w:val="clear" w:pos="709"/>
               </w:tabs>
               <w:bidi w:val="0"/>
-              <w:jc w:val="end"/>
+              <w:jc w:val="right"/>
               <w:rPr/>
             </w:pPr>
             <w:r>
@@ -1459,7 +1459,7 @@
         </w:trPr>
         <w:tc>
           <w:tcPr>
-            <w:tcW w:w="3600" w:type="dxa"/>
+            <w:tcW w:w="3599" w:type="dxa"/>
             <w:tcBorders/>
           </w:tcPr>
           <w:p>
@@ -1483,7 +1483,7 @@
         </w:tc>
         <w:tc>
           <w:tcPr>
-            <w:tcW w:w="7674" w:type="dxa"/>
+            <w:tcW w:w="7675" w:type="dxa"/>
             <w:gridSpan w:val="3"/>
             <w:vMerge w:val="continue"/>
             <w:tcBorders/>
@@ -1495,7 +1495,7 @@
                 <w:tab w:val="clear" w:pos="709"/>
               </w:tabs>
               <w:bidi w:val="0"/>
-              <w:jc w:val="end"/>
+              <w:jc w:val="right"/>
               <w:rPr>
                 <w:rFonts w:ascii="Times New Roman" w:hAnsi="Times New Roman"/>
               </w:rPr>
@@ -1514,31 +1514,31 @@
         </w:trPr>
         <w:tc>
           <w:tcPr>
-            <w:tcW w:w="3600" w:type="dxa"/>
-            <w:tcBorders/>
-          </w:tcPr>
-          <w:p>
-            <w:pPr>
-              <w:pStyle w:val="Normal"/>
-              <w:tabs>
-                <w:tab w:val="clear" w:pos="709"/>
-              </w:tabs>
-              <w:bidi w:val="0"/>
-              <w:jc w:val="start"/>
-              <w:rPr>
-                <w:rFonts w:ascii="Times New Roman" w:hAnsi="Times New Roman"/>
-              </w:rPr>
-            </w:pPr>
-            <w:r>
-              <w:rPr>
-                <w:rFonts w:ascii="Times New Roman" w:hAnsi="Times New Roman"/>
-              </w:rPr>
-            </w:r>
-          </w:p>
-        </w:tc>
-        <w:tc>
-          <w:tcPr>
-            <w:tcW w:w="7674" w:type="dxa"/>
+            <w:tcW w:w="3599" w:type="dxa"/>
+            <w:tcBorders/>
+          </w:tcPr>
+          <w:p>
+            <w:pPr>
+              <w:pStyle w:val="Normal"/>
+              <w:tabs>
+                <w:tab w:val="clear" w:pos="709"/>
+              </w:tabs>
+              <w:bidi w:val="0"/>
+              <w:jc w:val="left"/>
+              <w:rPr>
+                <w:rFonts w:ascii="Times New Roman" w:hAnsi="Times New Roman"/>
+              </w:rPr>
+            </w:pPr>
+            <w:r>
+              <w:rPr>
+                <w:rFonts w:ascii="Times New Roman" w:hAnsi="Times New Roman"/>
+              </w:rPr>
+            </w:r>
+          </w:p>
+        </w:tc>
+        <w:tc>
+          <w:tcPr>
+            <w:tcW w:w="7675" w:type="dxa"/>
             <w:gridSpan w:val="3"/>
             <w:vMerge w:val="continue"/>
             <w:tcBorders/>
@@ -1550,7 +1550,7 @@
                 <w:tab w:val="clear" w:pos="709"/>
               </w:tabs>
               <w:bidi w:val="0"/>
-              <w:jc w:val="end"/>
+              <w:jc w:val="right"/>
               <w:rPr>
                 <w:rFonts w:ascii="Times New Roman" w:hAnsi="Times New Roman"/>
               </w:rPr>
@@ -1569,17 +1569,17 @@
         </w:trPr>
         <w:tc>
           <w:tcPr>
-            <w:tcW w:w="3600" w:type="dxa"/>
-            <w:tcBorders/>
-          </w:tcPr>
-          <w:p>
-            <w:pPr>
-              <w:pStyle w:val="Normal"/>
-              <w:tabs>
-                <w:tab w:val="clear" w:pos="709"/>
-              </w:tabs>
-              <w:bidi w:val="0"/>
-              <w:jc w:val="end"/>
+            <w:tcW w:w="3599" w:type="dxa"/>
+            <w:tcBorders/>
+          </w:tcPr>
+          <w:p>
+            <w:pPr>
+              <w:pStyle w:val="Normal"/>
+              <w:tabs>
+                <w:tab w:val="clear" w:pos="709"/>
+              </w:tabs>
+              <w:bidi w:val="0"/>
+              <w:jc w:val="right"/>
               <w:rPr>
                 <w:rFonts w:ascii="Times New Roman" w:hAnsi="Times New Roman"/>
               </w:rPr>
@@ -1603,7 +1603,7 @@
                 <w:tab w:val="clear" w:pos="709"/>
               </w:tabs>
               <w:bidi w:val="0"/>
-              <w:jc w:val="end"/>
+              <w:jc w:val="right"/>
               <w:rPr>
                 <w:rFonts w:ascii="Times New Roman" w:hAnsi="Times New Roman"/>
               </w:rPr>
@@ -1627,31 +1627,31 @@
                 <w:tab w:val="clear" w:pos="709"/>
               </w:tabs>
               <w:bidi w:val="0"/>
-              <w:jc w:val="end"/>
-              <w:rPr>
-                <w:rFonts w:ascii="Times New Roman" w:hAnsi="Times New Roman"/>
-              </w:rPr>
-            </w:pPr>
-            <w:r>
-              <w:rPr>
-                <w:rFonts w:ascii="Times New Roman" w:hAnsi="Times New Roman"/>
-              </w:rPr>
-            </w:r>
-          </w:p>
-        </w:tc>
-        <w:tc>
-          <w:tcPr>
-            <w:tcW w:w="3109" w:type="dxa"/>
-            <w:tcBorders/>
-          </w:tcPr>
-          <w:p>
-            <w:pPr>
-              <w:pStyle w:val="Normal"/>
-              <w:tabs>
-                <w:tab w:val="clear" w:pos="709"/>
-              </w:tabs>
-              <w:bidi w:val="0"/>
-              <w:jc w:val="end"/>
+              <w:jc w:val="right"/>
+              <w:rPr>
+                <w:rFonts w:ascii="Times New Roman" w:hAnsi="Times New Roman"/>
+              </w:rPr>
+            </w:pPr>
+            <w:r>
+              <w:rPr>
+                <w:rFonts w:ascii="Times New Roman" w:hAnsi="Times New Roman"/>
+              </w:rPr>
+            </w:r>
+          </w:p>
+        </w:tc>
+        <w:tc>
+          <w:tcPr>
+            <w:tcW w:w="3110" w:type="dxa"/>
+            <w:tcBorders/>
+          </w:tcPr>
+          <w:p>
+            <w:pPr>
+              <w:pStyle w:val="Normal"/>
+              <w:tabs>
+                <w:tab w:val="clear" w:pos="709"/>
+              </w:tabs>
+              <w:bidi w:val="0"/>
+              <w:jc w:val="right"/>
               <w:rPr>
                 <w:rFonts w:ascii="Times New Roman" w:hAnsi="Times New Roman"/>
               </w:rPr>
@@ -1688,7 +1688,7 @@
               <w:rPr>
                 <w:rFonts w:ascii="Times New Roman" w:hAnsi="Times New Roman"/>
               </w:rPr>
-              <w:t>Справка №     </w:t>
+              <w:t>Справка №</w:t>
             </w:r>
           </w:p>
         </w:tc>
@@ -1728,7 +1728,7 @@
         </w:trPr>
         <w:tc>
           <w:tcPr>
-            <w:tcW w:w="3600" w:type="dxa"/>
+            <w:tcW w:w="3599" w:type="dxa"/>
             <w:tcBorders/>
           </w:tcPr>
           <w:p>
@@ -1762,7 +1762,7 @@
                 <w:tab w:val="clear" w:pos="709"/>
               </w:tabs>
               <w:bidi w:val="0"/>
-              <w:jc w:val="start"/>
+              <w:jc w:val="left"/>
               <w:rPr>
                 <w:rFonts w:ascii="Times New Roman" w:hAnsi="Times New Roman"/>
               </w:rPr>
@@ -1786,31 +1786,31 @@
                 <w:tab w:val="clear" w:pos="709"/>
               </w:tabs>
               <w:bidi w:val="0"/>
-              <w:jc w:val="start"/>
-              <w:rPr>
-                <w:rFonts w:ascii="Times New Roman" w:hAnsi="Times New Roman"/>
-              </w:rPr>
-            </w:pPr>
-            <w:r>
-              <w:rPr>
-                <w:rFonts w:ascii="Times New Roman" w:hAnsi="Times New Roman"/>
-              </w:rPr>
-            </w:r>
-          </w:p>
-        </w:tc>
-        <w:tc>
-          <w:tcPr>
-            <w:tcW w:w="3109" w:type="dxa"/>
-            <w:tcBorders/>
-          </w:tcPr>
-          <w:p>
-            <w:pPr>
-              <w:pStyle w:val="Normal"/>
-              <w:tabs>
-                <w:tab w:val="clear" w:pos="709"/>
-              </w:tabs>
-              <w:bidi w:val="0"/>
-              <w:jc w:val="start"/>
+              <w:jc w:val="left"/>
+              <w:rPr>
+                <w:rFonts w:ascii="Times New Roman" w:hAnsi="Times New Roman"/>
+              </w:rPr>
+            </w:pPr>
+            <w:r>
+              <w:rPr>
+                <w:rFonts w:ascii="Times New Roman" w:hAnsi="Times New Roman"/>
+              </w:rPr>
+            </w:r>
+          </w:p>
+        </w:tc>
+        <w:tc>
+          <w:tcPr>
+            <w:tcW w:w="3110" w:type="dxa"/>
+            <w:tcBorders/>
+          </w:tcPr>
+          <w:p>
+            <w:pPr>
+              <w:pStyle w:val="Normal"/>
+              <w:tabs>
+                <w:tab w:val="clear" w:pos="709"/>
+              </w:tabs>
+              <w:bidi w:val="0"/>
+              <w:jc w:val="left"/>
               <w:rPr>
                 <w:rFonts w:ascii="Times New Roman" w:hAnsi="Times New Roman"/>
               </w:rPr>
@@ -1858,7 +1858,7 @@
         </w:trPr>
         <w:tc>
           <w:tcPr>
-            <w:tcW w:w="3600" w:type="dxa"/>
+            <w:tcW w:w="3599" w:type="dxa"/>
             <w:tcBorders/>
           </w:tcPr>
           <w:p>
@@ -1892,7 +1892,7 @@
                 <w:tab w:val="clear" w:pos="709"/>
               </w:tabs>
               <w:bidi w:val="0"/>
-              <w:jc w:val="start"/>
+              <w:jc w:val="left"/>
               <w:rPr>
                 <w:rFonts w:ascii="Times New Roman" w:hAnsi="Times New Roman"/>
               </w:rPr>
@@ -1916,31 +1916,31 @@
                 <w:tab w:val="clear" w:pos="709"/>
               </w:tabs>
               <w:bidi w:val="0"/>
-              <w:jc w:val="start"/>
-              <w:rPr>
-                <w:rFonts w:ascii="Times New Roman" w:hAnsi="Times New Roman"/>
-              </w:rPr>
-            </w:pPr>
-            <w:r>
-              <w:rPr>
-                <w:rFonts w:ascii="Times New Roman" w:hAnsi="Times New Roman"/>
-              </w:rPr>
-            </w:r>
-          </w:p>
-        </w:tc>
-        <w:tc>
-          <w:tcPr>
-            <w:tcW w:w="3109" w:type="dxa"/>
-            <w:tcBorders/>
-          </w:tcPr>
-          <w:p>
-            <w:pPr>
-              <w:pStyle w:val="Normal"/>
-              <w:tabs>
-                <w:tab w:val="clear" w:pos="709"/>
-              </w:tabs>
-              <w:bidi w:val="0"/>
-              <w:jc w:val="start"/>
+              <w:jc w:val="left"/>
+              <w:rPr>
+                <w:rFonts w:ascii="Times New Roman" w:hAnsi="Times New Roman"/>
+              </w:rPr>
+            </w:pPr>
+            <w:r>
+              <w:rPr>
+                <w:rFonts w:ascii="Times New Roman" w:hAnsi="Times New Roman"/>
+              </w:rPr>
+            </w:r>
+          </w:p>
+        </w:tc>
+        <w:tc>
+          <w:tcPr>
+            <w:tcW w:w="3110" w:type="dxa"/>
+            <w:tcBorders/>
+          </w:tcPr>
+          <w:p>
+            <w:pPr>
+              <w:pStyle w:val="Normal"/>
+              <w:tabs>
+                <w:tab w:val="clear" w:pos="709"/>
+              </w:tabs>
+              <w:bidi w:val="0"/>
+              <w:jc w:val="left"/>
               <w:rPr>
                 <w:rFonts w:ascii="Times New Roman" w:hAnsi="Times New Roman"/>
               </w:rPr>
@@ -1959,17 +1959,17 @@
         </w:trPr>
         <w:tc>
           <w:tcPr>
-            <w:tcW w:w="3600" w:type="dxa"/>
-            <w:tcBorders/>
-          </w:tcPr>
-          <w:p>
-            <w:pPr>
-              <w:pStyle w:val="Normal"/>
-              <w:tabs>
-                <w:tab w:val="clear" w:pos="709"/>
-              </w:tabs>
-              <w:bidi w:val="0"/>
-              <w:jc w:val="start"/>
+            <w:tcW w:w="3599" w:type="dxa"/>
+            <w:tcBorders/>
+          </w:tcPr>
+          <w:p>
+            <w:pPr>
+              <w:pStyle w:val="Normal"/>
+              <w:tabs>
+                <w:tab w:val="clear" w:pos="709"/>
+              </w:tabs>
+              <w:bidi w:val="0"/>
+              <w:jc w:val="left"/>
               <w:rPr/>
             </w:pPr>
             <w:r>
@@ -1982,7 +1982,7 @@
         </w:tc>
         <w:tc>
           <w:tcPr>
-            <w:tcW w:w="7674" w:type="dxa"/>
+            <w:tcW w:w="7675" w:type="dxa"/>
             <w:gridSpan w:val="3"/>
             <w:tcBorders/>
           </w:tcPr>
@@ -1993,7 +1993,7 @@
                 <w:tab w:val="clear" w:pos="709"/>
               </w:tabs>
               <w:bidi w:val="0"/>
-              <w:jc w:val="start"/>
+              <w:jc w:val="left"/>
               <w:rPr/>
             </w:pPr>
             <w:r>
@@ -2012,17 +2012,17 @@
         </w:trPr>
         <w:tc>
           <w:tcPr>
-            <w:tcW w:w="3600" w:type="dxa"/>
-            <w:tcBorders/>
-          </w:tcPr>
-          <w:p>
-            <w:pPr>
-              <w:pStyle w:val="Normal"/>
-              <w:tabs>
-                <w:tab w:val="clear" w:pos="709"/>
-              </w:tabs>
-              <w:bidi w:val="0"/>
-              <w:jc w:val="start"/>
+            <w:tcW w:w="3599" w:type="dxa"/>
+            <w:tcBorders/>
+          </w:tcPr>
+          <w:p>
+            <w:pPr>
+              <w:pStyle w:val="Normal"/>
+              <w:tabs>
+                <w:tab w:val="clear" w:pos="709"/>
+              </w:tabs>
+              <w:bidi w:val="0"/>
+              <w:jc w:val="left"/>
               <w:rPr/>
             </w:pPr>
             <w:r>
@@ -2035,7 +2035,7 @@
         </w:tc>
         <w:tc>
           <w:tcPr>
-            <w:tcW w:w="7674" w:type="dxa"/>
+            <w:tcW w:w="7675" w:type="dxa"/>
             <w:gridSpan w:val="3"/>
             <w:tcBorders/>
           </w:tcPr>
@@ -2046,7 +2046,7 @@
                 <w:tab w:val="clear" w:pos="709"/>
               </w:tabs>
               <w:bidi w:val="0"/>
-              <w:jc w:val="start"/>
+              <w:jc w:val="left"/>
               <w:rPr/>
             </w:pPr>
             <w:r>
@@ -2065,17 +2065,17 @@
         </w:trPr>
         <w:tc>
           <w:tcPr>
-            <w:tcW w:w="3600" w:type="dxa"/>
-            <w:tcBorders/>
-          </w:tcPr>
-          <w:p>
-            <w:pPr>
-              <w:pStyle w:val="Normal"/>
-              <w:tabs>
-                <w:tab w:val="clear" w:pos="709"/>
-              </w:tabs>
-              <w:bidi w:val="0"/>
-              <w:jc w:val="start"/>
+            <w:tcW w:w="3599" w:type="dxa"/>
+            <w:tcBorders/>
+          </w:tcPr>
+          <w:p>
+            <w:pPr>
+              <w:pStyle w:val="Normal"/>
+              <w:tabs>
+                <w:tab w:val="clear" w:pos="709"/>
+              </w:tabs>
+              <w:bidi w:val="0"/>
+              <w:jc w:val="left"/>
               <w:rPr/>
             </w:pPr>
             <w:r>
@@ -2088,7 +2088,7 @@
         </w:tc>
         <w:tc>
           <w:tcPr>
-            <w:tcW w:w="7674" w:type="dxa"/>
+            <w:tcW w:w="7675" w:type="dxa"/>
             <w:gridSpan w:val="3"/>
             <w:tcBorders/>
           </w:tcPr>
@@ -2099,7 +2099,7 @@
                 <w:tab w:val="clear" w:pos="709"/>
               </w:tabs>
               <w:bidi w:val="0"/>
-              <w:jc w:val="start"/>
+              <w:jc w:val="left"/>
               <w:rPr>
                 <w:rFonts w:ascii="Times New Roman" w:hAnsi="Times New Roman"/>
                 <w:b/>
@@ -2121,17 +2121,17 @@
         </w:trPr>
         <w:tc>
           <w:tcPr>
-            <w:tcW w:w="3600" w:type="dxa"/>
-            <w:tcBorders/>
-          </w:tcPr>
-          <w:p>
-            <w:pPr>
-              <w:pStyle w:val="Normal"/>
-              <w:tabs>
-                <w:tab w:val="clear" w:pos="709"/>
-              </w:tabs>
-              <w:bidi w:val="0"/>
-              <w:jc w:val="start"/>
+            <w:tcW w:w="3599" w:type="dxa"/>
+            <w:tcBorders/>
+          </w:tcPr>
+          <w:p>
+            <w:pPr>
+              <w:pStyle w:val="Normal"/>
+              <w:tabs>
+                <w:tab w:val="clear" w:pos="709"/>
+              </w:tabs>
+              <w:bidi w:val="0"/>
+              <w:jc w:val="left"/>
               <w:rPr/>
             </w:pPr>
             <w:r>
@@ -2144,7 +2144,7 @@
         </w:tc>
         <w:tc>
           <w:tcPr>
-            <w:tcW w:w="7674" w:type="dxa"/>
+            <w:tcW w:w="7675" w:type="dxa"/>
             <w:gridSpan w:val="3"/>
             <w:tcBorders/>
           </w:tcPr>
@@ -2155,7 +2155,7 @@
                 <w:tab w:val="clear" w:pos="709"/>
               </w:tabs>
               <w:bidi w:val="0"/>
-              <w:jc w:val="start"/>
+              <w:jc w:val="left"/>
               <w:rPr/>
             </w:pPr>
             <w:r>
@@ -2174,17 +2174,17 @@
         </w:trPr>
         <w:tc>
           <w:tcPr>
-            <w:tcW w:w="3600" w:type="dxa"/>
-            <w:tcBorders/>
-          </w:tcPr>
-          <w:p>
-            <w:pPr>
-              <w:pStyle w:val="Normal"/>
-              <w:tabs>
-                <w:tab w:val="clear" w:pos="709"/>
-              </w:tabs>
-              <w:bidi w:val="0"/>
-              <w:jc w:val="start"/>
+            <w:tcW w:w="3599" w:type="dxa"/>
+            <w:tcBorders/>
+          </w:tcPr>
+          <w:p>
+            <w:pPr>
+              <w:pStyle w:val="Normal"/>
+              <w:tabs>
+                <w:tab w:val="clear" w:pos="709"/>
+              </w:tabs>
+              <w:bidi w:val="0"/>
+              <w:jc w:val="left"/>
               <w:rPr/>
             </w:pPr>
             <w:r>
@@ -2197,7 +2197,7 @@
         </w:tc>
         <w:tc>
           <w:tcPr>
-            <w:tcW w:w="7674" w:type="dxa"/>
+            <w:tcW w:w="7675" w:type="dxa"/>
             <w:gridSpan w:val="3"/>
             <w:tcBorders/>
             <w:vAlign w:val="center"/>
@@ -2209,7 +2209,7 @@
                 <w:tab w:val="clear" w:pos="709"/>
               </w:tabs>
               <w:bidi w:val="0"/>
-              <w:jc w:val="start"/>
+              <w:jc w:val="left"/>
               <w:rPr/>
             </w:pPr>
             <w:r>
@@ -2228,7 +2228,7 @@
         </w:trPr>
         <w:tc>
           <w:tcPr>
-            <w:tcW w:w="5141" w:type="dxa"/>
+            <w:tcW w:w="5140" w:type="dxa"/>
             <w:gridSpan w:val="2"/>
             <w:tcBorders/>
           </w:tcPr>
@@ -2239,7 +2239,7 @@
                 <w:tab w:val="clear" w:pos="709"/>
               </w:tabs>
               <w:bidi w:val="0"/>
-              <w:jc w:val="start"/>
+              <w:jc w:val="left"/>
               <w:rPr/>
             </w:pPr>
             <w:r>
@@ -2252,7 +2252,7 @@
         </w:tc>
         <w:tc>
           <w:tcPr>
-            <w:tcW w:w="6133" w:type="dxa"/>
+            <w:tcW w:w="6134" w:type="dxa"/>
             <w:gridSpan w:val="2"/>
             <w:tcBorders/>
             <w:vAlign w:val="center"/>
@@ -2264,7 +2264,7 @@
                 <w:tab w:val="clear" w:pos="709"/>
               </w:tabs>
               <w:bidi w:val="0"/>
-              <w:jc w:val="start"/>
+              <w:jc w:val="left"/>
               <w:rPr/>
             </w:pPr>
             <w:r>
@@ -2301,14 +2301,14 @@
                 <w:tab w:val="clear" w:pos="709"/>
               </w:tabs>
               <w:bidi w:val="0"/>
-              <w:jc w:val="start"/>
-              <w:rPr/>
-            </w:pPr>
-            <w:r>
-              <w:rPr>
-                <w:rFonts w:ascii="Times New Roman" w:hAnsi="Times New Roman"/>
-              </w:rPr>
-              <w:t xml:space="preserve">7. На момент осмотра по профилю психиатрия медицинские противопоказания к выполнению работ с вредными (или) опасными условиями труда, а так же работ, при выполнении которых обязательно проведение предварительных и периодических медицинских осмотров (обследований) не выявлены    </w:t>
+              <w:jc w:val="left"/>
+              <w:rPr/>
+            </w:pPr>
+            <w:r>
+              <w:rPr>
+                <w:rFonts w:ascii="Times New Roman" w:hAnsi="Times New Roman"/>
+              </w:rPr>
+              <w:t>7. На момент осмотра по профилю психиатрия медицинские противопоказания к выполнению работ с вредными (или) опасными условиями труда, а так же работ, при выполнении которых обязательно проведение предварительных и периодических медицинских осмотров (обследований) не выявлены</w:t>
             </w:r>
           </w:p>
         </w:tc>
@@ -2378,17 +2378,17 @@
         </w:trPr>
         <w:tc>
           <w:tcPr>
-            <w:tcW w:w="3600" w:type="dxa"/>
-            <w:tcBorders/>
-          </w:tcPr>
-          <w:p>
-            <w:pPr>
-              <w:pStyle w:val="Normal"/>
-              <w:tabs>
-                <w:tab w:val="clear" w:pos="709"/>
-              </w:tabs>
-              <w:bidi w:val="0"/>
-              <w:jc w:val="start"/>
+            <w:tcW w:w="3599" w:type="dxa"/>
+            <w:tcBorders/>
+          </w:tcPr>
+          <w:p>
+            <w:pPr>
+              <w:pStyle w:val="Normal"/>
+              <w:tabs>
+                <w:tab w:val="clear" w:pos="709"/>
+              </w:tabs>
+              <w:bidi w:val="0"/>
+              <w:jc w:val="left"/>
               <w:rPr/>
             </w:pPr>
             <w:r>
@@ -2411,21 +2411,21 @@
                 <w:tab w:val="clear" w:pos="709"/>
               </w:tabs>
               <w:bidi w:val="0"/>
-              <w:jc w:val="start"/>
-              <w:rPr>
-                <w:rFonts w:ascii="Times New Roman" w:hAnsi="Times New Roman"/>
-              </w:rPr>
-            </w:pPr>
-            <w:r>
-              <w:rPr>
-                <w:rFonts w:ascii="Times New Roman" w:hAnsi="Times New Roman"/>
-              </w:rPr>
-            </w:r>
-          </w:p>
-        </w:tc>
-        <w:tc>
-          <w:tcPr>
-            <w:tcW w:w="6133" w:type="dxa"/>
+              <w:jc w:val="left"/>
+              <w:rPr>
+                <w:rFonts w:ascii="Times New Roman" w:hAnsi="Times New Roman"/>
+              </w:rPr>
+            </w:pPr>
+            <w:r>
+              <w:rPr>
+                <w:rFonts w:ascii="Times New Roman" w:hAnsi="Times New Roman"/>
+              </w:rPr>
+            </w:r>
+          </w:p>
+        </w:tc>
+        <w:tc>
+          <w:tcPr>
+            <w:tcW w:w="6134" w:type="dxa"/>
             <w:gridSpan w:val="2"/>
             <w:tcBorders/>
           </w:tcPr>
@@ -2455,24 +2455,23 @@
         </w:trPr>
         <w:tc>
           <w:tcPr>
-            <w:tcW w:w="3600" w:type="dxa"/>
-            <w:tcBorders/>
-          </w:tcPr>
-          <w:p>
-            <w:pPr>
-              <w:pStyle w:val="Normal"/>
-              <w:tabs>
-                <w:tab w:val="clear" w:pos="709"/>
-              </w:tabs>
-              <w:bidi w:val="0"/>
-              <w:jc w:val="start"/>
-              <w:rPr/>
-            </w:pPr>
-            <w:r>
-              <w:rPr>
-                <w:rFonts w:ascii="Times New Roman" w:hAnsi="Times New Roman"/>
-              </w:rPr>
-              <w:t xml:space="preserve">               </w:t>
+            <w:tcW w:w="3599" w:type="dxa"/>
+            <w:tcBorders/>
+          </w:tcPr>
+          <w:p>
+            <w:pPr>
+              <w:pStyle w:val="Normal"/>
+              <w:tabs>
+                <w:tab w:val="clear" w:pos="709"/>
+              </w:tabs>
+              <w:bidi w:val="0"/>
+              <w:jc w:val="left"/>
+              <w:rPr>
+                <w:rFonts w:ascii="Times New Roman" w:hAnsi="Times New Roman"/>
+              </w:rPr>
+            </w:pPr>
+            <w:r>
+              <w:rPr/>
             </w:r>
           </w:p>
         </w:tc>
@@ -2501,7 +2500,7 @@
         </w:tc>
         <w:tc>
           <w:tcPr>
-            <w:tcW w:w="6133" w:type="dxa"/>
+            <w:tcW w:w="6134" w:type="dxa"/>
             <w:gridSpan w:val="2"/>
             <w:tcBorders/>
           </w:tcPr>
@@ -2530,17 +2529,17 @@
         </w:trPr>
         <w:tc>
           <w:tcPr>
-            <w:tcW w:w="3600" w:type="dxa"/>
-            <w:tcBorders/>
-          </w:tcPr>
-          <w:p>
-            <w:pPr>
-              <w:pStyle w:val="Normal"/>
-              <w:tabs>
-                <w:tab w:val="clear" w:pos="709"/>
-              </w:tabs>
-              <w:bidi w:val="0"/>
-              <w:jc w:val="start"/>
+            <w:tcW w:w="3599" w:type="dxa"/>
+            <w:tcBorders/>
+          </w:tcPr>
+          <w:p>
+            <w:pPr>
+              <w:pStyle w:val="Normal"/>
+              <w:tabs>
+                <w:tab w:val="clear" w:pos="709"/>
+              </w:tabs>
+              <w:bidi w:val="0"/>
+              <w:jc w:val="left"/>
               <w:rPr/>
             </w:pPr>
             <w:r>
@@ -2563,7 +2562,7 @@
                 <w:tab w:val="clear" w:pos="709"/>
               </w:tabs>
               <w:bidi w:val="0"/>
-              <w:jc w:val="start"/>
+              <w:jc w:val="left"/>
               <w:rPr>
                 <w:rFonts w:ascii="Times New Roman" w:hAnsi="Times New Roman"/>
               </w:rPr>
@@ -2587,31 +2586,31 @@
                 <w:tab w:val="clear" w:pos="709"/>
               </w:tabs>
               <w:bidi w:val="0"/>
-              <w:jc w:val="start"/>
-              <w:rPr>
-                <w:rFonts w:ascii="Times New Roman" w:hAnsi="Times New Roman"/>
-              </w:rPr>
-            </w:pPr>
-            <w:r>
-              <w:rPr>
-                <w:rFonts w:ascii="Times New Roman" w:hAnsi="Times New Roman"/>
-              </w:rPr>
-            </w:r>
-          </w:p>
-        </w:tc>
-        <w:tc>
-          <w:tcPr>
-            <w:tcW w:w="3109" w:type="dxa"/>
-            <w:tcBorders/>
-          </w:tcPr>
-          <w:p>
-            <w:pPr>
-              <w:pStyle w:val="Normal"/>
-              <w:tabs>
-                <w:tab w:val="clear" w:pos="709"/>
-              </w:tabs>
-              <w:bidi w:val="0"/>
-              <w:jc w:val="start"/>
+              <w:jc w:val="left"/>
+              <w:rPr>
+                <w:rFonts w:ascii="Times New Roman" w:hAnsi="Times New Roman"/>
+              </w:rPr>
+            </w:pPr>
+            <w:r>
+              <w:rPr>
+                <w:rFonts w:ascii="Times New Roman" w:hAnsi="Times New Roman"/>
+              </w:rPr>
+            </w:r>
+          </w:p>
+        </w:tc>
+        <w:tc>
+          <w:tcPr>
+            <w:tcW w:w="3110" w:type="dxa"/>
+            <w:tcBorders/>
+          </w:tcPr>
+          <w:p>
+            <w:pPr>
+              <w:pStyle w:val="Normal"/>
+              <w:tabs>
+                <w:tab w:val="clear" w:pos="709"/>
+              </w:tabs>
+              <w:bidi w:val="0"/>
+              <w:jc w:val="left"/>
               <w:rPr>
                 <w:rFonts w:ascii="Times New Roman" w:hAnsi="Times New Roman"/>
               </w:rPr>
@@ -2629,7 +2628,7 @@
       <w:pPr>
         <w:pStyle w:val="Normal"/>
         <w:bidi w:val="0"/>
-        <w:jc w:val="start"/>
+        <w:jc w:val="left"/>
         <w:rPr/>
       </w:pPr>
       <w:r>
@@ -2638,12 +2637,12 @@
     </w:p>
     <w:sectPr>
       <w:type w:val="nextPage"/>
-      <w:pgSz w:w="11909" w:h="16834"/>
+      <w:pgSz w:w="11906" w:h="16838"/>
       <w:pgMar w:left="395" w:right="714" w:gutter="0" w:header="0" w:top="389" w:footer="0" w:bottom="720"/>
       <w:pgNumType w:fmt="decimal"/>
       <w:formProt w:val="false"/>
       <w:textDirection w:val="lrTb"/>
-      <w:docGrid w:type="default" w:linePitch="312" w:charSpace="4294961151"/>
+      <w:docGrid w:type="default" w:linePitch="312" w:charSpace="0"/>
     </w:sectPr>
   </w:body>
 </w:document>
@@ -2663,7 +2662,6 @@
     </w:rPrDefault>
     <w:pPrDefault>
       <w:pPr>
-        <w:widowControl/>
         <w:suppressAutoHyphens w:val="true"/>
       </w:pPr>
     </w:pPrDefault>
@@ -2673,7 +2671,10 @@
     <w:qFormat/>
     <w:pPr>
       <w:widowControl/>
+      <w:suppressAutoHyphens w:val="true"/>
       <w:bidi w:val="0"/>
+      <w:spacing w:before="0" w:after="0"/>
+      <w:jc w:val="left"/>
     </w:pPr>
     <w:rPr>
       <w:rFonts w:ascii="Liberation Serif" w:hAnsi="Liberation Serif" w:eastAsia="Noto Serif CJK SC" w:cs="Noto Sans Devanagari"/>
@@ -2776,37 +2777,37 @@
         <a:srgbClr val="000000"/>
       </a:dk1>
       <a:lt1>
-        <a:srgbClr val="ffffff"/>
+        <a:srgbClr val="FFFFFF"/>
       </a:lt1>
       <a:dk2>
         <a:srgbClr val="000000"/>
       </a:dk2>
       <a:lt2>
-        <a:srgbClr val="ffffff"/>
+        <a:srgbClr val="FFFFFF"/>
       </a:lt2>
       <a:accent1>
-        <a:srgbClr val="18a303"/>
+        <a:srgbClr val="18A303"/>
       </a:accent1>
       <a:accent2>
-        <a:srgbClr val="0369a3"/>
+        <a:srgbClr val="0369A3"/>
       </a:accent2>
       <a:accent3>
-        <a:srgbClr val="a33e03"/>
+        <a:srgbClr val="A33E03"/>
       </a:accent3>
       <a:accent4>
-        <a:srgbClr val="8e03a3"/>
+        <a:srgbClr val="8E03A3"/>
       </a:accent4>
       <a:accent5>
-        <a:srgbClr val="c99c00"/>
+        <a:srgbClr val="C99C00"/>
       </a:accent5>
       <a:accent6>
-        <a:srgbClr val="c9211e"/>
+        <a:srgbClr val="C9211E"/>
       </a:accent6>
       <a:hlink>
-        <a:srgbClr val="0000ee"/>
+        <a:srgbClr val="0000EE"/>
       </a:hlink>
       <a:folHlink>
-        <a:srgbClr val="551a8b"/>
+        <a:srgbClr val="551A8B"/>
       </a:folHlink>
     </a:clrScheme>
     <a:fontScheme name="Office">
